--- a/pr-preview/pr-375/chapters/defining-terms.docx
+++ b/pr-preview/pr-375/chapters/defining-terms.docx
@@ -15,7 +15,7 @@
         <w:pStyle w:val="Date"/>
       </w:pPr>
       <w:r>
-        <w:t xml:space="preserve">Last modified: 2026-10-26 13:57:49 (PDT)</w:t>
+        <w:t xml:space="preserve">Last modified: 2026-10-26 14:07:20 (PDT)</w:t>
       </w:r>
     </w:p>
     <w:p>

--- a/pr-preview/pr-375/chapters/defining-terms.docx
+++ b/pr-preview/pr-375/chapters/defining-terms.docx
@@ -15,7 +15,7 @@
         <w:pStyle w:val="Date"/>
       </w:pPr>
       <w:r>
-        <w:t xml:space="preserve">Last modified: 2026-10-26 14:07:20 (PDT)</w:t>
+        <w:t xml:space="preserve">Last modified: 2026-10-27 20:05:13 (PDT)</w:t>
       </w:r>
     </w:p>
     <w:p>
@@ -490,7 +490,7 @@
       </w:r>
     </w:p>
     <w:bookmarkEnd w:id="15"/>
-    <w:bookmarkStart w:id="20" w:name="guidelines-for-defining-terms"/>
+    <w:bookmarkStart w:id="21" w:name="guidelines-for-defining-terms"/>
     <w:p>
       <w:pPr>
         <w:pStyle w:val="Heading2"/>
@@ -3307,6 +3307,189 @@
           <w:b/>
           <w:bCs/>
         </w:rPr>
+        <w:t xml:space="preserve">Link the</w:t>
+      </w:r>
+      <w:r>
+        <w:rPr>
+          <w:b/>
+          <w:bCs/>
+        </w:rPr>
+        <w:t xml:space="preserve"> </w:t>
+      </w:r>
+      <w:hyperlink w:anchor="def-term">
+        <w:r>
+          <w:rPr>
+            <w:rStyle w:val="Hyperlink"/>
+            <w:b/>
+            <w:bCs/>
+          </w:rPr>
+          <w:t xml:space="preserve">term</w:t>
+        </w:r>
+      </w:hyperlink>
+      <w:r>
+        <w:rPr>
+          <w:b/>
+          <w:bCs/>
+        </w:rPr>
+        <w:t xml:space="preserve"> </w:t>
+      </w:r>
+      <w:r>
+        <w:rPr>
+          <w:b/>
+          <w:bCs/>
+        </w:rPr>
+        <w:t xml:space="preserve">where the sentence uses it, not in a parenthetical list:</w:t>
+      </w:r>
+      <w:r>
+        <w:t xml:space="preserve"> </w:t>
+      </w:r>
+      <w:r>
+        <w:t xml:space="preserve">Write the name as a link inside the sentence that needs it.</w:t>
+      </w:r>
+      <w:r>
+        <w:t xml:space="preserve"> </w:t>
+      </w:r>
+      <w:r>
+        <w:t xml:space="preserve">Do not name the concepts in the sentence and then list their definitions in a parenthetical after it.</w:t>
+      </w:r>
+      <w:r>
+        <w:t xml:space="preserve"> </w:t>
+      </w:r>
+      <w:r>
+        <w:t xml:space="preserve">For example, write</w:t>
+      </w:r>
+      <w:r>
+        <w:t xml:space="preserve"> </w:t>
+      </w:r>
+      <w:r>
+        <w:rPr>
+          <w:rStyle w:val="VerbatimChar"/>
+        </w:rPr>
+        <w:t xml:space="preserve">the error is the sum of its squared [bias](#def-bias), its [variance](#def-variance), and the [irreducible error](#def-irreducible-error)</w:t>
+      </w:r>
+      <w:r>
+        <w:t xml:space="preserve">,</w:t>
+      </w:r>
+      <w:r>
+        <w:t xml:space="preserve"> </w:t>
+      </w:r>
+      <w:r>
+        <w:t xml:space="preserve">not</w:t>
+      </w:r>
+      <w:r>
+        <w:t xml:space="preserve"> </w:t>
+      </w:r>
+      <w:r>
+        <w:rPr>
+          <w:rStyle w:val="VerbatimChar"/>
+        </w:rPr>
+        <w:t xml:space="preserve">the error is the sum of its squared bias, its variance, and the irreducible error (definitions: [bias](#def-bias), [variance](#def-variance), [irreducible error](#def-irreducible-error))</w:t>
+      </w:r>
+      <w:r>
+        <w:t xml:space="preserve">.</w:t>
+      </w:r>
+      <w:r>
+        <w:t xml:space="preserve"> </w:t>
+      </w:r>
+      <w:r>
+        <w:t xml:space="preserve">The parenthetical makes the reader read each term twice,</w:t>
+      </w:r>
+      <w:r>
+        <w:t xml:space="preserve"> </w:t>
+      </w:r>
+      <w:r>
+        <w:t xml:space="preserve">and it separates the link from the place where the term does its work.</w:t>
+      </w:r>
+      <w:r>
+        <w:t xml:space="preserve"> </w:t>
+      </w:r>
+      <w:r>
+        <w:t xml:space="preserve">If a term sits inside math, where a link cannot go,</w:t>
+      </w:r>
+      <w:r>
+        <w:t xml:space="preserve"> </w:t>
+      </w:r>
+      <w:r>
+        <w:t xml:space="preserve">name the term in words in the sentence and link those words.</w:t>
+      </w:r>
+      <w:r>
+        <w:t xml:space="preserve"> </w:t>
+      </w:r>
+      <w:r>
+        <w:t xml:space="preserve">The</w:t>
+      </w:r>
+      <w:r>
+        <w:t xml:space="preserve"> </w:t>
+      </w:r>
+      <w:r>
+        <w:rPr>
+          <w:rStyle w:val="VerbatimChar"/>
+        </w:rPr>
+        <w:t xml:space="preserve">check-quarto-prose</w:t>
+      </w:r>
+      <w:r>
+        <w:t xml:space="preserve"> </w:t>
+      </w:r>
+      <w:r>
+        <w:t xml:space="preserve">check in</w:t>
+      </w:r>
+      <w:r>
+        <w:t xml:space="preserve"> </w:t>
+      </w:r>
+      <w:hyperlink r:id="rId18">
+        <w:r>
+          <w:rPr>
+            <w:rStyle w:val="Hyperlink"/>
+          </w:rPr>
+          <w:t xml:space="preserve">gha</w:t>
+        </w:r>
+      </w:hyperlink>
+      <w:r>
+        <w:t xml:space="preserve"> </w:t>
+      </w:r>
+      <w:r>
+        <w:t xml:space="preserve">flags a parenthetical that opens with</w:t>
+      </w:r>
+      <w:r>
+        <w:t xml:space="preserve"> </w:t>
+      </w:r>
+      <w:r>
+        <w:rPr>
+          <w:rStyle w:val="VerbatimChar"/>
+        </w:rPr>
+        <w:t xml:space="preserve">(definition:</w:t>
+      </w:r>
+      <w:r>
+        <w:t xml:space="preserve"> </w:t>
+      </w:r>
+      <w:r>
+        <w:t xml:space="preserve">or</w:t>
+      </w:r>
+      <w:r>
+        <w:t xml:space="preserve"> </w:t>
+      </w:r>
+      <w:r>
+        <w:rPr>
+          <w:rStyle w:val="VerbatimChar"/>
+        </w:rPr>
+        <w:t xml:space="preserve">(definitions:</w:t>
+      </w:r>
+      <w:r>
+        <w:t xml:space="preserve">.</w:t>
+      </w:r>
+    </w:p>
+    <w:p>
+      <w:pPr>
+        <w:numPr>
+          <w:ilvl w:val="0"/>
+          <w:numId w:val="1001"/>
+        </w:numPr>
+      </w:pPr>
+      <w:r>
+        <w:rPr>
+          <w:b/>
+          <w:bCs/>
+        </w:rPr>
         <w:t xml:space="preserve">Do not presuppose what the reader has not encountered:</w:t>
       </w:r>
       <w:r>
@@ -3825,7 +4008,7 @@
         <w:t xml:space="preserve">A reader who needs one of them can then link to exactly that one.</w:t>
       </w:r>
     </w:p>
-    <w:bookmarkStart w:id="18" w:name="exm-one-definition-per-div"/>
+    <w:bookmarkStart w:id="19" w:name="exm-one-definition-per-div"/>
     <w:p>
       <w:pPr>
         <w:numPr>
@@ -4365,7 +4548,7 @@
         <w:t xml:space="preserve">and each needs its own example.</w:t>
       </w:r>
     </w:p>
-    <w:bookmarkEnd w:id="18"/>
+    <w:bookmarkEnd w:id="19"/>
     <w:p>
       <w:pPr>
         <w:numPr>
@@ -4566,7 +4749,7 @@
       <w:r>
         <w:t xml:space="preserve"> </w:t>
       </w:r>
-      <w:hyperlink r:id="rId19">
+      <w:hyperlink r:id="rId20">
         <w:r>
           <w:rPr>
             <w:rStyle w:val="Hyperlink"/>
@@ -7914,8 +8097,8 @@
         <w:t xml:space="preserve">When in doubt, keep it.</w:t>
       </w:r>
     </w:p>
-    <w:bookmarkEnd w:id="20"/>
-    <w:bookmarkStart w:id="27" w:name="examples-of-term-definitions"/>
+    <w:bookmarkEnd w:id="21"/>
+    <w:bookmarkStart w:id="28" w:name="examples-of-term-definitions"/>
     <w:p>
       <w:pPr>
         <w:pStyle w:val="Heading2"/>
@@ -7932,7 +8115,7 @@
         <w:t xml:space="preserve">Here are examples of well-defined terms:</w:t>
       </w:r>
     </w:p>
-    <w:bookmarkStart w:id="21" w:name="def-confidence-interval"/>
+    <w:bookmarkStart w:id="22" w:name="def-confidence-interval"/>
     <w:p>
       <w:pPr>
         <w:pStyle w:val="BodyText"/>
@@ -8169,8 +8352,8 @@
         </m:oMath>
       </m:oMathPara>
     </w:p>
-    <w:bookmarkEnd w:id="21"/>
-    <w:bookmarkStart w:id="22" w:name="exm-confidence-interval"/>
+    <w:bookmarkEnd w:id="22"/>
+    <w:bookmarkStart w:id="23" w:name="exm-confidence-interval"/>
     <w:p>
       <w:pPr>
         <w:pStyle w:val="FirstParagraph"/>
@@ -8212,8 +8395,8 @@
         <w:t xml:space="preserve">we are 95% confident that the true population mean height falls within this range.</w:t>
       </w:r>
     </w:p>
-    <w:bookmarkEnd w:id="22"/>
-    <w:bookmarkStart w:id="23" w:name="exm-not-confidence-interval"/>
+    <w:bookmarkEnd w:id="23"/>
+    <w:bookmarkStart w:id="24" w:name="exm-not-confidence-interval"/>
     <w:p>
       <w:pPr>
         <w:pStyle w:val="BodyText"/>
@@ -8273,8 +8456,8 @@
         <w:t xml:space="preserve">and it does not shrink as the sample grows.</w:t>
       </w:r>
     </w:p>
-    <w:bookmarkEnd w:id="23"/>
-    <w:bookmarkStart w:id="24" w:name="def-active-voice"/>
+    <w:bookmarkEnd w:id="24"/>
+    <w:bookmarkStart w:id="25" w:name="def-active-voice"/>
     <w:p>
       <w:pPr>
         <w:pStyle w:val="BodyText"/>
@@ -8303,8 +8486,8 @@
         <w:t xml:space="preserve">is a sentence structure where the subject performs the action expressed by the verb.</w:t>
       </w:r>
     </w:p>
-    <w:bookmarkEnd w:id="24"/>
-    <w:bookmarkStart w:id="25" w:name="exm-active-voice"/>
+    <w:bookmarkEnd w:id="25"/>
+    <w:bookmarkStart w:id="26" w:name="exm-active-voice"/>
     <w:p>
       <w:pPr>
         <w:pStyle w:val="BodyText"/>
@@ -8364,8 +8547,8 @@
         <w:t xml:space="preserve">.</w:t>
       </w:r>
     </w:p>
-    <w:bookmarkEnd w:id="25"/>
-    <w:bookmarkStart w:id="26" w:name="exm-passive-voice"/>
+    <w:bookmarkEnd w:id="26"/>
+    <w:bookmarkStart w:id="27" w:name="exm-passive-voice"/>
     <w:p>
       <w:pPr>
         <w:pStyle w:val="BodyText"/>
@@ -8428,9 +8611,9 @@
         <w:t xml:space="preserve">so the sentence is in passive voice.</w:t>
       </w:r>
     </w:p>
-    <w:bookmarkEnd w:id="26"/>
     <w:bookmarkEnd w:id="27"/>
-    <w:bookmarkStart w:id="32" w:name="order-general-definition-then-examples"/>
+    <w:bookmarkEnd w:id="28"/>
+    <w:bookmarkStart w:id="33" w:name="order-general-definition-then-examples"/>
     <w:p>
       <w:pPr>
         <w:pStyle w:val="Heading2"/>
@@ -8543,7 +8726,7 @@
         <w:t xml:space="preserve">would give these blocks, in this order:</w:t>
       </w:r>
     </w:p>
-    <w:bookmarkStart w:id="28" w:name="def-rss"/>
+    <w:bookmarkStart w:id="29" w:name="def-rss"/>
     <w:p>
       <w:pPr>
         <w:pStyle w:val="BodyText"/>
@@ -8661,8 +8844,8 @@
         </m:oMath>
       </m:oMathPara>
     </w:p>
-    <w:bookmarkEnd w:id="28"/>
-    <w:bookmarkStart w:id="29" w:name="exm-rss-line"/>
+    <w:bookmarkEnd w:id="29"/>
+    <w:bookmarkStart w:id="30" w:name="exm-rss-line"/>
     <w:p>
       <w:pPr>
         <w:pStyle w:val="FirstParagraph"/>
@@ -8994,8 +9177,8 @@
         </m:oMath>
       </m:oMathPara>
     </w:p>
-    <w:bookmarkEnd w:id="29"/>
-    <w:bookmarkStart w:id="30" w:name="exm-rss-three-points"/>
+    <w:bookmarkEnd w:id="30"/>
+    <w:bookmarkStart w:id="31" w:name="exm-rss-three-points"/>
     <w:p>
       <w:pPr>
         <w:pStyle w:val="FirstParagraph"/>
@@ -9284,8 +9467,8 @@
         <w:t xml:space="preserve">.</w:t>
       </w:r>
     </w:p>
-    <w:bookmarkEnd w:id="30"/>
-    <w:bookmarkStart w:id="31" w:name="exm-not-rss"/>
+    <w:bookmarkEnd w:id="31"/>
+    <w:bookmarkStart w:id="32" w:name="exm-not-rss"/>
     <w:p>
       <w:pPr>
         <w:pStyle w:val="BodyText"/>
@@ -9428,7 +9611,7 @@
         <w:t xml:space="preserve">rather than around the line’s fitted values.</w:t>
       </w:r>
     </w:p>
-    <w:bookmarkEnd w:id="31"/>
+    <w:bookmarkEnd w:id="32"/>
     <w:p>
       <w:pPr>
         <w:pStyle w:val="BodyText"/>
@@ -9467,8 +9650,8 @@
         <w:t xml:space="preserve">once the reader knows what the definition covers.</w:t>
       </w:r>
     </w:p>
-    <w:bookmarkEnd w:id="32"/>
-    <w:bookmarkStart w:id="36" w:name="X35ef0536ddd4dcadf17366e9cbbad09e6282954"/>
+    <w:bookmarkEnd w:id="33"/>
+    <w:bookmarkStart w:id="37" w:name="X35ef0536ddd4dcadf17366e9cbbad09e6282954"/>
     <w:p>
       <w:pPr>
         <w:pStyle w:val="Heading2"/>
@@ -9523,7 +9706,7 @@
       <w:r>
         <w:t xml:space="preserve"> </w:t>
       </w:r>
-      <w:hyperlink r:id="rId33">
+      <w:hyperlink r:id="rId34">
         <w:r>
           <w:rPr>
             <w:rStyle w:val="Hyperlink"/>
@@ -9541,7 +9724,7 @@
         <w:t xml:space="preserve">A term with no mathematical form, such as active voice, keeps its prose definition alone.</w:t>
       </w:r>
     </w:p>
-    <w:bookmarkStart w:id="34" w:name="def-variance-expression-and-prose"/>
+    <w:bookmarkStart w:id="35" w:name="def-variance-expression-and-prose"/>
     <w:p>
       <w:pPr>
         <w:pStyle w:val="BodyText"/>
@@ -9744,8 +9927,8 @@
         <w:t xml:space="preserve">from its population mean.</w:t>
       </w:r>
     </w:p>
-    <w:bookmarkEnd w:id="34"/>
-    <w:bookmarkStart w:id="35" w:name="exm-not-expression-and-prose"/>
+    <w:bookmarkEnd w:id="35"/>
+    <w:bookmarkStart w:id="36" w:name="exm-not-expression-and-prose"/>
     <w:p>
       <w:pPr>
         <w:pStyle w:val="BodyText"/>
@@ -9904,9 +10087,9 @@
         <w:t xml:space="preserve">gives both.</w:t>
       </w:r>
     </w:p>
-    <w:bookmarkEnd w:id="35"/>
     <w:bookmarkEnd w:id="36"/>
-    <w:bookmarkStart w:id="37" w:name="why-examples-matter"/>
+    <w:bookmarkEnd w:id="37"/>
+    <w:bookmarkStart w:id="38" w:name="why-examples-matter"/>
     <w:p>
       <w:pPr>
         <w:pStyle w:val="Heading2"/>
@@ -10058,8 +10241,8 @@
         <w:t xml:space="preserve">which is where readers most often misapply it.</w:t>
       </w:r>
     </w:p>
-    <w:bookmarkEnd w:id="37"/>
-    <w:bookmarkStart w:id="38" w:name="common-pitfalls-to-avoid"/>
+    <w:bookmarkEnd w:id="38"/>
+    <w:bookmarkStart w:id="39" w:name="common-pitfalls-to-avoid"/>
     <w:p>
       <w:pPr>
         <w:pStyle w:val="Heading2"/>
@@ -10313,8 +10496,8 @@
         <w:t xml:space="preserve">of the definition they are meant to demonstrate.</w:t>
       </w:r>
     </w:p>
-    <w:bookmarkEnd w:id="38"/>
-    <w:bookmarkStart w:id="46" w:name="mathematical-statements-require-examples"/>
+    <w:bookmarkEnd w:id="39"/>
+    <w:bookmarkStart w:id="47" w:name="mathematical-statements-require-examples"/>
     <w:p>
       <w:pPr>
         <w:pStyle w:val="Heading2"/>
@@ -10367,7 +10550,7 @@
         <w:t xml:space="preserve">when readers can see concrete instances.</w:t>
       </w:r>
     </w:p>
-    <w:bookmarkStart w:id="40" w:name="using-theorem-environments-in-quarto"/>
+    <w:bookmarkStart w:id="41" w:name="using-theorem-environments-in-quarto"/>
     <w:p>
       <w:pPr>
         <w:pStyle w:val="Heading3"/>
@@ -10660,7 +10843,7 @@
       <w:r>
         <w:t xml:space="preserve"> </w:t>
       </w:r>
-      <w:hyperlink r:id="rId39">
+      <w:hyperlink r:id="rId40">
         <w:r>
           <w:rPr>
             <w:rStyle w:val="Hyperlink"/>
@@ -10787,8 +10970,8 @@
         <w:t xml:space="preserve">.</w:t>
       </w:r>
     </w:p>
-    <w:bookmarkEnd w:id="40"/>
-    <w:bookmarkStart w:id="45" w:name="example-pythagorean-theorem"/>
+    <w:bookmarkEnd w:id="41"/>
+    <w:bookmarkStart w:id="46" w:name="example-pythagorean-theorem"/>
     <w:p>
       <w:pPr>
         <w:pStyle w:val="Heading3"/>
@@ -10797,7 +10980,7 @@
         <w:t xml:space="preserve">7.2 Example: Pythagorean theorem</w:t>
       </w:r>
     </w:p>
-    <w:bookmarkStart w:id="41" w:name="thm-pythagoras"/>
+    <w:bookmarkStart w:id="42" w:name="thm-pythagoras"/>
     <w:p>
       <w:pPr>
         <w:pStyle w:val="FirstParagraph"/>
@@ -10888,8 +11071,8 @@
         </m:oMath>
       </m:oMathPara>
     </w:p>
-    <w:bookmarkEnd w:id="41"/>
-    <w:bookmarkStart w:id="42" w:name="exm-pythagoras"/>
+    <w:bookmarkEnd w:id="42"/>
+    <w:bookmarkStart w:id="43" w:name="exm-pythagoras"/>
     <w:p>
       <w:pPr>
         <w:pStyle w:val="FirstParagraph"/>
@@ -11018,8 +11201,8 @@
         </m:oMath>
       </m:oMathPara>
     </w:p>
-    <w:bookmarkEnd w:id="42"/>
-    <w:bookmarkStart w:id="43" w:name="def-postulate"/>
+    <w:bookmarkEnd w:id="43"/>
+    <w:bookmarkStart w:id="44" w:name="def-postulate"/>
     <w:p>
       <w:pPr>
         <w:pStyle w:val="FirstParagraph"/>
@@ -11073,8 +11256,8 @@
         <w:t xml:space="preserve">serving as a starting point for further reasoning.</w:t>
       </w:r>
     </w:p>
-    <w:bookmarkEnd w:id="43"/>
-    <w:bookmarkStart w:id="44" w:name="exm-parallel-postulate"/>
+    <w:bookmarkEnd w:id="44"/>
+    <w:bookmarkStart w:id="45" w:name="exm-parallel-postulate"/>
     <w:p>
       <w:pPr>
         <w:pStyle w:val="BodyText"/>
@@ -11177,10 +11360,10 @@
         <w:t xml:space="preserve">.</w:t>
       </w:r>
     </w:p>
-    <w:bookmarkEnd w:id="44"/>
     <w:bookmarkEnd w:id="45"/>
     <w:bookmarkEnd w:id="46"/>
-    <w:bookmarkStart w:id="55" w:name="Xe6c88c177e563d1f046037569009a36fd08f4bd"/>
+    <w:bookmarkEnd w:id="47"/>
+    <w:bookmarkStart w:id="56" w:name="Xe6c88c177e563d1f046037569009a36fd08f4bd"/>
     <w:p>
       <w:pPr>
         <w:pStyle w:val="Heading2"/>
@@ -11399,7 +11582,7 @@
       <w:r>
         <w:t xml:space="preserve"> </w:t>
       </w:r>
-      <w:hyperlink r:id="rId47">
+      <w:hyperlink r:id="rId48">
         <w:r>
           <w:rPr>
             <w:rStyle w:val="Hyperlink"/>
@@ -11475,7 +11658,7 @@
       <w:r>
         <w:t xml:space="preserve"> </w:t>
       </w:r>
-      <w:hyperlink r:id="rId48">
+      <w:hyperlink r:id="rId49">
         <w:r>
           <w:rPr>
             <w:rStyle w:val="Hyperlink"/>
@@ -11726,7 +11909,7 @@
         <w:t xml:space="preserve">is an ordinary step, not the pattern to avoid.</w:t>
       </w:r>
     </w:p>
-    <w:bookmarkStart w:id="49" w:name="def-sample-mean"/>
+    <w:bookmarkStart w:id="50" w:name="def-sample-mean"/>
     <w:p>
       <w:pPr>
         <w:pStyle w:val="FirstParagraph"/>
@@ -11911,8 +12094,8 @@
         </m:oMath>
       </m:oMathPara>
     </w:p>
-    <w:bookmarkEnd w:id="49"/>
-    <w:bookmarkStart w:id="50" w:name="exr-sum-deviations"/>
+    <w:bookmarkEnd w:id="50"/>
+    <w:bookmarkStart w:id="51" w:name="exr-sum-deviations"/>
     <w:p>
       <w:pPr>
         <w:pStyle w:val="FirstParagraph"/>
@@ -12067,8 +12250,8 @@
         <w:t xml:space="preserve">).</w:t>
       </w:r>
     </w:p>
-    <w:bookmarkEnd w:id="50"/>
-    <w:bookmarkStart w:id="51" w:name="sol-sum-deviations"/>
+    <w:bookmarkEnd w:id="51"/>
+    <w:bookmarkStart w:id="52" w:name="sol-sum-deviations"/>
     <w:p>
       <w:pPr>
         <w:pStyle w:val="BodyText"/>
@@ -12519,8 +12702,8 @@
         </m:oMath>
       </m:oMathPara>
     </w:p>
-    <w:bookmarkEnd w:id="51"/>
-    <w:bookmarkStart w:id="52" w:name="thm-sum-deviations"/>
+    <w:bookmarkEnd w:id="52"/>
+    <w:bookmarkStart w:id="53" w:name="thm-sum-deviations"/>
     <w:p>
       <w:pPr>
         <w:pStyle w:val="FirstParagraph"/>
@@ -12726,7 +12909,7 @@
         </m:oMath>
       </m:oMathPara>
     </w:p>
-    <w:bookmarkEnd w:id="52"/>
+    <w:bookmarkEnd w:id="53"/>
     <w:p>
       <w:pPr>
         <w:pStyle w:val="FirstParagraph"/>
@@ -12756,7 +12939,7 @@
         <w:t xml:space="preserve">derives this result.</w:t>
       </w:r>
     </w:p>
-    <w:bookmarkStart w:id="53" w:name="exm-derivation-direction"/>
+    <w:bookmarkStart w:id="54" w:name="exm-derivation-direction"/>
     <w:p>
       <w:pPr>
         <w:pStyle w:val="BodyText"/>
@@ -13820,7 +14003,7 @@
       <w:r>
         <w:t xml:space="preserve"> </w:t>
       </w:r>
-      <w:hyperlink r:id="rId48">
+      <w:hyperlink r:id="rId49">
         <w:r>
           <w:rPr>
             <w:rStyle w:val="Hyperlink"/>
@@ -13832,8 +14015,8 @@
         <w:t xml:space="preserve">).</w:t>
       </w:r>
     </w:p>
-    <w:bookmarkEnd w:id="53"/>
-    <w:bookmarkStart w:id="54" w:name="exm-one-result-per-theorem"/>
+    <w:bookmarkEnd w:id="54"/>
+    <w:bookmarkStart w:id="55" w:name="exm-one-result-per-theorem"/>
     <w:p>
       <w:pPr>
         <w:pStyle w:val="BodyText"/>
@@ -14317,8 +14500,8 @@
         <w:t xml:space="preserve">and a later step that uses only the first can cite only the first.</w:t>
       </w:r>
     </w:p>
-    <w:bookmarkEnd w:id="54"/>
     <w:bookmarkEnd w:id="55"/>
+    <w:bookmarkEnd w:id="56"/>
     <w:sectPr>
       <w:footnotePr>
         <w:numRestart w:val="eachSect"/>

--- a/pr-preview/pr-375/chapters/defining-terms.docx
+++ b/pr-preview/pr-375/chapters/defining-terms.docx
@@ -15,7 +15,7 @@
         <w:pStyle w:val="Date"/>
       </w:pPr>
       <w:r>
-        <w:t xml:space="preserve">Last modified: 2026-10-27 20:05:13 (PDT)</w:t>
+        <w:t xml:space="preserve">Last modified: 2026-10-27 20:28:16 (PDT)</w:t>
       </w:r>
     </w:p>
     <w:p>
@@ -3365,7 +3365,7 @@
         <w:rPr>
           <w:rStyle w:val="VerbatimChar"/>
         </w:rPr>
-        <w:t xml:space="preserve">the error is the sum of its squared [bias](#def-bias), its [variance](#def-variance), and the [irreducible error](#def-irreducible-error)</w:t>
+        <w:t xml:space="preserve">the expected squared prediction error is the sum of the squared [bias](#def-bias), the [variance](#def-variance), and the [residual variance](#def-residual-variance)</w:t>
       </w:r>
       <w:r>
         <w:t xml:space="preserve">,</w:t>
@@ -3383,7 +3383,7 @@
         <w:rPr>
           <w:rStyle w:val="VerbatimChar"/>
         </w:rPr>
-        <w:t xml:space="preserve">the error is the sum of its squared bias, its variance, and the irreducible error (definitions: [bias](#def-bias), [variance](#def-variance), [irreducible error](#def-irreducible-error))</w:t>
+        <w:t xml:space="preserve">the expected squared prediction error is the sum of the squared bias, the variance, and the residual variance (definitions: [bias](#def-bias), [variance](#def-variance), [residual variance](#def-residual-variance))</w:t>
       </w:r>
       <w:r>
         <w:t xml:space="preserve">.</w:t>
